--- a/droit social dcg/16- rupture conventionnelle.docx
+++ b/droit social dcg/16- rupture conventionnelle.docx
@@ -8,82 +8,156 @@
         <w:jc w:val="center"/>
       </w:pPr>
       <w:r>
+        <w:rPr>
+          <w:b/>
+          <w:color w:val="1F4E79"/>
+          <w:sz w:val="34"/>
+        </w:rPr>
         <w:t>FICHE 16 : LA RUPTURE CONVENTIONNELLE</w:t>
       </w:r>
     </w:p>
-    <w:p/>
     <w:p/>
     <w:p>
       <w:pPr>
         <w:pStyle w:val="Heading2"/>
       </w:pPr>
       <w:r>
-        <w:t>LES FONDEMENTS A �</w:t>
+        <w:rPr>
+          <w:b/>
+          <w:color w:val="2F5496"/>
+          <w:sz w:val="24"/>
+        </w:rPr>
+        <w:t>LES FONDEMENTS A e</w:t>
       </w:r>
     </w:p>
     <w:p>
       <w:r>
-        <w:t>En dehors des cas de rupture encadr�s par la loi, et jusqu�� la loi du 25 juin 2008, l�employeur et le salari� pouvaient</w:t>
+        <w:rPr>
+          <w:b w:val="0"/>
+          <w:color w:val="000000"/>
+          <w:sz w:val="22"/>
+        </w:rPr>
+        <w:t>En dehors des cas de rupture encadres par la loi, et jusqu'e la loi du 25 juin 2008, l'employeur et le salarie pouvaient</w:t>
       </w:r>
     </w:p>
     <w:p>
       <w:r>
-        <w:t>rompre le contrat de travail d�un commun accord. La rupture amiable est ainsi une forme n�goci�e de rupture du contrat</w:t>
+        <w:rPr>
+          <w:b w:val="0"/>
+          <w:color w:val="000000"/>
+          <w:sz w:val="22"/>
+        </w:rPr>
+        <w:t>rompre le contrat de travail d'un commun accord. La rupture amiable est ainsi une forme n'gociee de rupture du contrat</w:t>
       </w:r>
     </w:p>
     <w:p>
       <w:r>
-        <w:t>de travail. Les parties, employeur et salari�s, conviennent ensemble de mettre fin � la relation de travail. Il s�agit de la</w:t>
+        <w:rPr>
+          <w:b w:val="0"/>
+          <w:color w:val="000000"/>
+          <w:sz w:val="22"/>
+        </w:rPr>
+        <w:t>de travail. Les parties, employeur et salaries, conviennent ensemble de mettre fin e la relation de travail. Il s'agit de la</w:t>
       </w:r>
     </w:p>
     <w:p>
       <w:r>
-        <w:t>stricte application d�un principe de droit commun tir� de l�article 1134 du Code civil : � Les conventions l�galement</w:t>
+        <w:rPr>
+          <w:b w:val="0"/>
+          <w:color w:val="000000"/>
+          <w:sz w:val="22"/>
+        </w:rPr>
+        <w:t>stricte application d'un principe de droit commun tire de l'article 1134 du Code civil : e Les conventions l'galement</w:t>
       </w:r>
     </w:p>
     <w:p>
       <w:r>
-        <w:t>form�es tiennent lieu de loi � ceux qui les ont faites. Elles ne peuvent �tre r�voqu�es que de leur consentement mutuel,</w:t>
+        <w:rPr>
+          <w:b w:val="0"/>
+          <w:color w:val="000000"/>
+          <w:sz w:val="22"/>
+        </w:rPr>
+        <w:t>formees tiennent lieu de loi e ceux qui les ont faites. Elles ne peuvent etre revoquees que de leur consentement mutuel,</w:t>
       </w:r>
     </w:p>
     <w:p>
       <w:r>
-        <w:t>ou pour les causes que la loi autorise. Elles doivent �tre ex�cut�es de bonne foi �.</w:t>
+        <w:rPr>
+          <w:b w:val="0"/>
+          <w:color w:val="000000"/>
+          <w:sz w:val="22"/>
+        </w:rPr>
+        <w:t>ou pour les causes que la loi autorise. Elles doivent etre executees de bonne foi e.</w:t>
       </w:r>
     </w:p>
     <w:p>
       <w:r>
-        <w:t>C�est par ailleurs, bien que l�galement pr�vue, cette possibilit� qui est retenue pour certains contrats, comme le contrat</w:t>
+        <w:rPr>
+          <w:b w:val="0"/>
+          <w:color w:val="000000"/>
+          <w:sz w:val="22"/>
+        </w:rPr>
+        <w:t>C'est par ailleurs, bien que l'galement prevue, cette possibilite qui est retenue pour certains contrats, comme le contrat</w:t>
       </w:r>
     </w:p>
     <w:p>
       <w:r>
-        <w:t>d�apprentissage, ou le contrat � dur�e d�termin�.</w:t>
+        <w:rPr>
+          <w:b w:val="0"/>
+          <w:color w:val="000000"/>
+          <w:sz w:val="22"/>
+        </w:rPr>
+        <w:t>d'apprentissage, ou le contrat e duree d'termine.</w:t>
       </w:r>
     </w:p>
     <w:p>
       <w:r>
-        <w:t>Elle peut �tre fond�e soit sur un motif personnel, soit r�sulter d�un motif �conomique mais n��tant pas consid�r�e</w:t>
+        <w:rPr>
+          <w:b w:val="0"/>
+          <w:color w:val="000000"/>
+          <w:sz w:val="22"/>
+        </w:rPr>
+        <w:t>Elle peut etre fondee soit sur un motif personnel, soit resulter d'un motif economique mais n'etant pas consideree</w:t>
       </w:r>
     </w:p>
     <w:p>
       <w:r>
-        <w:t>comme un licenciement elle n�ouvre pas droit aux indemnit�s l�gales de licenciement. N�anmoins cette rupture</w:t>
+        <w:rPr>
+          <w:b w:val="0"/>
+          <w:color w:val="000000"/>
+          <w:sz w:val="22"/>
+        </w:rPr>
+        <w:t>comme un licenciement elle n'ouvre pas droit aux indemnites l'gales de licenciement. N'anmoins cette rupture</w:t>
       </w:r>
     </w:p>
     <w:p>
       <w:r>
-        <w:t>amiable n�assure aucune protection du salari�, ni dans la proc�dure, ni dans les indemnit�s qui peuvent lui �tre allou�es.</w:t>
+        <w:rPr>
+          <w:b w:val="0"/>
+          <w:color w:val="000000"/>
+          <w:sz w:val="22"/>
+        </w:rPr>
+        <w:t>amiable n'assure aucune protection du salarie, ni dans la procedure, ni dans les indemnites qui peuvent lui etre allouees.</w:t>
       </w:r>
     </w:p>
     <w:p>
       <w:r>
-        <w:t>C�est la raison pour laquelle le l�gislateur, par la loi portant � modernisation du march� du travail �, a introduit dans le</w:t>
+        <w:rPr>
+          <w:b w:val="0"/>
+          <w:color w:val="000000"/>
+          <w:sz w:val="22"/>
+        </w:rPr>
+        <w:t>C'est la raison pour laquelle le l'gislateur, par la loi portant e modernisation du marche du travail e, a introduit dans le</w:t>
       </w:r>
     </w:p>
     <w:p>
       <w:r>
-        <w:t>code du travail un nouveau mode de rupture aux articles L 1237-11 � 1237-16.</w:t>
+        <w:rPr>
+          <w:b w:val="0"/>
+          <w:color w:val="000000"/>
+          <w:sz w:val="22"/>
+        </w:rPr>
+        <w:t>code du travail un nouveau mode de rupture aux articles L 1237-11 e 1237-16.</w:t>
       </w:r>
     </w:p>
     <w:p>
@@ -91,32 +165,62 @@
         <w:pStyle w:val="Heading2"/>
       </w:pPr>
       <w:r>
-        <w:t>CHAMP D�APPLICATION B �</w:t>
+        <w:rPr>
+          <w:b/>
+          <w:color w:val="2F5496"/>
+          <w:sz w:val="24"/>
+        </w:rPr>
+        <w:t>CHAMP D'APPLICATION B e</w:t>
       </w:r>
     </w:p>
     <w:p>
       <w:r>
-        <w:t>Dans les principes, la rupture conventionnelle s�apparente � la rupture amiable. Le code du travail dispose ainsi : �</w:t>
+        <w:rPr>
+          <w:b w:val="0"/>
+          <w:color w:val="000000"/>
+          <w:sz w:val="22"/>
+        </w:rPr>
+        <w:t>Dans les principes, la rupture conventionnelle s'apparente e la rupture amiable. Le code du travail dispose ainsi : e</w:t>
       </w:r>
     </w:p>
     <w:p>
       <w:r>
-        <w:t>L�employeur et le salari� peuvent convenir en commun des conditions de la rupture du contrat de travail qui les lie �.</w:t>
+        <w:rPr>
+          <w:b w:val="0"/>
+          <w:color w:val="000000"/>
+          <w:sz w:val="22"/>
+        </w:rPr>
+        <w:t>L'employeur et le salarie peuvent convenir en commun des conditions de la rupture du contrat de travail qui les lie e.</w:t>
       </w:r>
     </w:p>
     <w:p>
       <w:r>
-        <w:t>Mais le l�gislateur ne s�est pas content� de traduire dans le code du travail un principe de droit civil. Il a en effet, introduit</w:t>
+        <w:rPr>
+          <w:b w:val="0"/>
+          <w:color w:val="000000"/>
+          <w:sz w:val="22"/>
+        </w:rPr>
+        <w:t>Mais le l'gislateur ne s'est pas contente de traduire dans le code du travail un principe de droit civil. Il a en effet, introduit</w:t>
       </w:r>
     </w:p>
     <w:p>
       <w:r>
-        <w:t>un v�ritable r�gime juridique permettant d�encadrer cette modalit� de rupture du contrat de travail.</w:t>
+        <w:rPr>
+          <w:b w:val="0"/>
+          <w:color w:val="000000"/>
+          <w:sz w:val="22"/>
+        </w:rPr>
+        <w:t>un veritable regime juridique permettant d'encadrer cette modalite de rupture du contrat de travail.</w:t>
       </w:r>
     </w:p>
     <w:p>
       <w:r>
-        <w:t>En premier lieu, elle n�est pas autoris�e pour les ruptures r�sultant :</w:t>
+        <w:rPr>
+          <w:b w:val="0"/>
+          <w:color w:val="000000"/>
+          <w:sz w:val="22"/>
+        </w:rPr>
+        <w:t>En premier lieu, elle n'est pas autorisee pour les ruptures resultant :</w:t>
       </w:r>
     </w:p>
     <w:p>
@@ -124,12 +228,22 @@
         <w:pStyle w:val="ListBullet"/>
       </w:pPr>
       <w:r>
-        <w:t>des accords collectifs de gestion pr�visionnelle des emplois et des comp�tences dans les conditions d�finies par -</w:t>
+        <w:rPr>
+          <w:b w:val="0"/>
+          <w:color w:val="000000"/>
+          <w:sz w:val="22"/>
+        </w:rPr>
+        <w:t>des accords collectifs de gestion previsionnelle des emplois et des competences dans les conditions d'finies par</w:t>
       </w:r>
     </w:p>
     <w:p>
       <w:r>
-        <w:t>l�article L. 2242-15 ;</w:t>
+        <w:rPr>
+          <w:b w:val="0"/>
+          <w:color w:val="000000"/>
+          <w:sz w:val="22"/>
+        </w:rPr>
+        <w:t>l'article L. 2242-15 ;</w:t>
       </w:r>
     </w:p>
     <w:p>
@@ -137,12 +251,22 @@
         <w:pStyle w:val="ListBullet"/>
       </w:pPr>
       <w:r>
-        <w:t>des plans de sauvegarde de l�emploi dans les conditions d�finies par l�article L. 1233-61. -</w:t>
+        <w:rPr>
+          <w:b w:val="0"/>
+          <w:color w:val="000000"/>
+          <w:sz w:val="22"/>
+        </w:rPr>
+        <w:t>des plans de sauvegarde de l'emploi dans les conditions d'finies par l'article L. 1233-61.</w:t>
       </w:r>
     </w:p>
     <w:p>
       <w:r>
-        <w:t>D�autre part :</w:t>
+        <w:rPr>
+          <w:b w:val="0"/>
+          <w:color w:val="000000"/>
+          <w:sz w:val="22"/>
+        </w:rPr>
+        <w:t>D'autre part :</w:t>
       </w:r>
     </w:p>
     <w:p>
@@ -150,12 +274,22 @@
         <w:pStyle w:val="ListBullet"/>
       </w:pPr>
       <w:r>
-        <w:t>elle ne doit pas avoir pour effet de contourner les r�gles relatives aux licenciements �conomiques. Ainsi l�employeur -</w:t>
+        <w:rPr>
+          <w:b w:val="0"/>
+          <w:color w:val="000000"/>
+          <w:sz w:val="22"/>
+        </w:rPr>
+        <w:t>elle ne doit pas avoir pour effet de contourner les regles relatives aux licenciements economiques. Ainsi l'employeur</w:t>
       </w:r>
     </w:p>
     <w:p>
       <w:r>
-        <w:t>ne peut utiliser cette proc�dure pour �chapper � son obligation de reclassement.</w:t>
+        <w:rPr>
+          <w:b w:val="0"/>
+          <w:color w:val="000000"/>
+          <w:sz w:val="22"/>
+        </w:rPr>
+        <w:t>ne peut utiliser cette procedure pour echapper e son obligation de reclassement.</w:t>
       </w:r>
     </w:p>
     <w:p>
@@ -163,56 +297,111 @@
         <w:pStyle w:val="ListBullet"/>
       </w:pPr>
       <w:r>
-        <w:t>les salari�s prot�g�s s�ils sont admissibles � la rupture conventionnelle, b�n�ficient toujours de garanties -</w:t>
+        <w:rPr>
+          <w:b w:val="0"/>
+          <w:color w:val="000000"/>
+          <w:sz w:val="22"/>
+        </w:rPr>
+        <w:t>les salaries proteges s'ils sont admissibles e la rupture conventionnelle, ben'ficient toujours de garanties</w:t>
       </w:r>
     </w:p>
     <w:p>
       <w:r>
-        <w:t>sp�cifiques. Ainsi, l�autorisation de l�inspecteur du travail reste toujours n�cessaire.</w:t>
+        <w:rPr>
+          <w:b w:val="0"/>
+          <w:color w:val="000000"/>
+          <w:sz w:val="22"/>
+        </w:rPr>
+        <w:t>specifiques. Ainsi, l'autorisation de l'inspecteur du travail reste toujours n'cessaire.</w:t>
       </w:r>
     </w:p>
     <w:p>
       <w:r>
-        <w:t>� noter enfin que la rupture conventionnelle contractualise de fait la cessation de la relation de travail. Elle est donc</w:t>
+        <w:rPr>
+          <w:b w:val="0"/>
+          <w:color w:val="000000"/>
+          <w:sz w:val="22"/>
+        </w:rPr>
+        <w:t>e noter enfin que la rupture conventionnelle contractualise de fait la cessation de la relation de travail. Elle est donc</w:t>
       </w:r>
     </w:p>
     <w:p>
       <w:r>
-        <w:t>assujettie aux conditions de fond de tout contrat et peut ainsi �tre affect�e par un vice du consentement. La Cour de</w:t>
+        <w:rPr>
+          <w:b w:val="0"/>
+          <w:color w:val="000000"/>
+          <w:sz w:val="22"/>
+        </w:rPr>
+        <w:t>assujettie aux conditions de fond de tout contrat et peut ainsi etre affectee par un vice du consentement. La Cour de</w:t>
       </w:r>
     </w:p>
     <w:p>
       <w:r>
-        <w:t>cassation (Cass. soc. 19 juin 2024) a r�cemment consid�r� que la rupture conventionnelle annul�e en raison du dol du</w:t>
+        <w:rPr>
+          <w:b w:val="0"/>
+          <w:color w:val="000000"/>
+          <w:sz w:val="22"/>
+        </w:rPr>
+        <w:t>cassation (Cass. soc. 19 juin 2024) a recemment considere que la rupture conventionnelle annulee en raison du dol du</w:t>
       </w:r>
     </w:p>
     <w:p>
       <w:r>
-        <w:t>salari� produit les effets d�une d�mission emportant toutes les cons�quences pour ce dernier d�une telle qualification.</w:t>
+        <w:rPr>
+          <w:b w:val="0"/>
+          <w:color w:val="000000"/>
+          <w:sz w:val="22"/>
+        </w:rPr>
+        <w:t>salarie produit les effets d'une d'mission emportant toutes les consequences pour ce dernier d'une telle qualification.</w:t>
       </w:r>
     </w:p>
     <w:p>
       <w:r>
-        <w:t>Mais l�une des particularit�s la plus remarquable est d�assujettir cette forme de rupture au respect d�un formalisme</w:t>
+        <w:rPr>
+          <w:b w:val="0"/>
+          <w:color w:val="000000"/>
+          <w:sz w:val="22"/>
+        </w:rPr>
+        <w:t>Mais l'une des particularites la plus remarquable est d'assujettir cette forme de rupture au respect d'un formalisme</w:t>
       </w:r>
     </w:p>
     <w:p>
       <w:r>
-        <w:t>sp�cifique.</w:t>
+        <w:rPr>
+          <w:b w:val="0"/>
+          <w:color w:val="000000"/>
+          <w:sz w:val="22"/>
+        </w:rPr>
+        <w:t>specifique.</w:t>
       </w:r>
     </w:p>
     <w:p>
       <w:r>
+        <w:rPr>
+          <w:b w:val="0"/>
+          <w:color w:val="000000"/>
+          <w:sz w:val="22"/>
+        </w:rPr>
         <w:t>69</w:t>
       </w:r>
     </w:p>
     <w:p>
       <w:r>
-        <w:t>�ditions Corroy � 4 rue de Villars, 42000 Saint-�tienne � 04 77 79 92 46 � infos@editions-corroy.fr</w:t>
+        <w:rPr>
+          <w:b w:val="0"/>
+          <w:color w:val="000000"/>
+          <w:sz w:val="22"/>
+        </w:rPr>
+        <w:t>editions Corroy e 4 rue de Villars, 42000 Saint-etienne e 04 77 79 92 46 e infos@editions-corroy.fr</w:t>
       </w:r>
     </w:p>
     <w:p>
       <w:r>
+        <w:rPr>
+          <w:b w:val="0"/>
+          <w:color w:val="000000"/>
+          <w:sz w:val="22"/>
+        </w:rPr>
         <w:t>DCGUE3F.qxp_DCGUE3F 24/07/2025 15:54 Page 69</w:t>
       </w:r>
     </w:p>
@@ -221,7 +410,12 @@
         <w:pStyle w:val="Heading2"/>
       </w:pPr>
       <w:r>
-        <w:t>LA PROC�DURE II �</w:t>
+        <w:rPr>
+          <w:b/>
+          <w:color w:val="2F5496"/>
+          <w:sz w:val="24"/>
+        </w:rPr>
+        <w:t>LA PROCeDURE II e</w:t>
       </w:r>
     </w:p>
     <w:p>
@@ -229,56 +423,111 @@
         <w:pStyle w:val="Heading2"/>
       </w:pPr>
       <w:r>
-        <w:t>PHASE D�ENTRETIENS PR�ALABLES A �</w:t>
+        <w:rPr>
+          <w:b/>
+          <w:color w:val="2F5496"/>
+          <w:sz w:val="24"/>
+        </w:rPr>
+        <w:t>PHASE D'ENTRETIENS PReALABLES A e</w:t>
       </w:r>
     </w:p>
     <w:p>
       <w:r>
-        <w:t>� l�occasion d�un ou plusieurs entretiens, l�employeur et le salari� conviennent ensemble des principes d�une rupture</w:t>
+        <w:rPr>
+          <w:b w:val="0"/>
+          <w:color w:val="000000"/>
+          <w:sz w:val="22"/>
+        </w:rPr>
+        <w:t>e l'occasion d'un ou plusieurs entretiens, l'employeur et le salarie conviennent ensemble des principes d'une rupture</w:t>
       </w:r>
     </w:p>
     <w:p>
       <w:r>
+        <w:rPr>
+          <w:b w:val="0"/>
+          <w:color w:val="000000"/>
+          <w:sz w:val="22"/>
+        </w:rPr>
         <w:t>conventionnelle du contrat de travail.</w:t>
       </w:r>
     </w:p>
     <w:p>
       <w:r>
-        <w:t>Le salari� dispose de la possibilit� de se faire assister par toute personne de l�entreprise : membre de la d�l�gation du</w:t>
+        <w:rPr>
+          <w:b w:val="0"/>
+          <w:color w:val="000000"/>
+          <w:sz w:val="22"/>
+        </w:rPr>
+        <w:t>Le salarie dispose de la possibilite de se faire assister par toute personne de l'entreprise : membre de la d'l'gation du</w:t>
       </w:r>
     </w:p>
     <w:p>
       <w:r>
-        <w:t>personnel au CSE, d�l�gu� syndical ou tout autre salari�. � d�faut d�institutions repr�sentatives du personnel, il peut</w:t>
+        <w:rPr>
+          <w:b w:val="0"/>
+          <w:color w:val="000000"/>
+          <w:sz w:val="22"/>
+        </w:rPr>
+        <w:t>personnel au CSE, d'l'gue syndical ou tout autre salarie. e d'faut d'institutions representatives du personnel, il peut</w:t>
       </w:r>
     </w:p>
     <w:p>
       <w:r>
-        <w:t>solliciter un conseiller figurant sur une liste �tablie par l�autorit� administrative et consultable aupr�s de la DREETS ou</w:t>
+        <w:rPr>
+          <w:b w:val="0"/>
+          <w:color w:val="000000"/>
+          <w:sz w:val="22"/>
+        </w:rPr>
+        <w:t>solliciter un conseiller figurant sur une liste etablie par l'autorite administrative et consultable aupres de la DREETS ou</w:t>
       </w:r>
     </w:p>
     <w:p>
       <w:r>
+        <w:rPr>
+          <w:b w:val="0"/>
+          <w:color w:val="000000"/>
+          <w:sz w:val="22"/>
+        </w:rPr>
         <w:t>de la mairie.</w:t>
       </w:r>
     </w:p>
     <w:p>
       <w:r>
-        <w:t>Si le salari� fait usage de cette pr�rogative, l�employeur peut alors lui-m�me �tre assist� exclusivement par une personne</w:t>
+        <w:rPr>
+          <w:b w:val="0"/>
+          <w:color w:val="000000"/>
+          <w:sz w:val="22"/>
+        </w:rPr>
+        <w:t>Si le salarie fait usage de cette prerogative, l'employeur peut alors lui-m'me etre assiste exclusivement par une personne</w:t>
       </w:r>
     </w:p>
     <w:p>
       <w:r>
-        <w:t>de l�entreprise ou, si cette derni�re compte moins de 50 salari�s, par un autre employeur de la m�me branche ou encore</w:t>
+        <w:rPr>
+          <w:b w:val="0"/>
+          <w:color w:val="000000"/>
+          <w:sz w:val="22"/>
+        </w:rPr>
+        <w:t>de l'entreprise ou, si cette derniere compte moins de 50 salaries, par un autre employeur de la m'me branche ou encore</w:t>
       </w:r>
     </w:p>
     <w:p>
       <w:r>
-        <w:t>par une personne relevant de son organisation syndicale. Il doit en tout hypoth�se en informer le salari� avant l�en-</w:t>
+        <w:rPr>
+          <w:b w:val="0"/>
+          <w:color w:val="000000"/>
+          <w:sz w:val="22"/>
+        </w:rPr>
+        <w:t>par une personne relevant de son organisation syndicale. Il doit en tout hypothese en informer le salarie avant l'en-</w:t>
       </w:r>
     </w:p>
     <w:p>
       <w:r>
+        <w:rPr>
+          <w:b w:val="0"/>
+          <w:color w:val="000000"/>
+          <w:sz w:val="22"/>
+        </w:rPr>
         <w:t>tretien.</w:t>
       </w:r>
     </w:p>
@@ -287,17 +536,32 @@
         <w:pStyle w:val="Heading2"/>
       </w:pPr>
       <w:r>
+        <w:rPr>
+          <w:b/>
+          <w:color w:val="2F5496"/>
+          <w:sz w:val="24"/>
+        </w:rPr>
         <w:t>SIGNATURE DE LA CONVENTION DE RUPTURE CONVENTIONNELLE</w:t>
       </w:r>
     </w:p>
     <w:p>
       <w:r>
+        <w:rPr>
+          <w:b w:val="0"/>
+          <w:color w:val="000000"/>
+          <w:sz w:val="22"/>
+        </w:rPr>
         <w:t>?</w:t>
       </w:r>
     </w:p>
     <w:p>
       <w:r>
-        <w:t>La convention doit imp�rativement pr�voir :</w:t>
+        <w:rPr>
+          <w:b w:val="0"/>
+          <w:color w:val="000000"/>
+          <w:sz w:val="22"/>
+        </w:rPr>
+        <w:t>La convention doit imperativement prevoir :</w:t>
       </w:r>
     </w:p>
     <w:p>
@@ -305,17 +569,32 @@
         <w:pStyle w:val="ListBullet"/>
       </w:pPr>
       <w:r>
-        <w:t>des indemnit�s sp�cifiques de rupture conventionnelle dont le montant ne peut �tre inf�rieur aux indemnit�s -</w:t>
+        <w:rPr>
+          <w:b w:val="0"/>
+          <w:color w:val="000000"/>
+          <w:sz w:val="22"/>
+        </w:rPr>
+        <w:t>des indemnites specifiques de rupture conventionnelle dont le montant ne peut etre inferieur aux indemnites</w:t>
       </w:r>
     </w:p>
     <w:p>
       <w:r>
-        <w:t>l�gales de licenciement ou des indemnit�s conventionnelles pour les employeurs entrant dans le champ d�ap-</w:t>
+        <w:rPr>
+          <w:b w:val="0"/>
+          <w:color w:val="000000"/>
+          <w:sz w:val="22"/>
+        </w:rPr>
+        <w:t>l'gales de licenciement ou des indemnites conventionnelles pour les employeurs entrant dans le champ d'ap-</w:t>
       </w:r>
     </w:p>
     <w:p>
       <w:r>
-        <w:t>plication de l�ANI du 11 janvier 2008.</w:t>
+        <w:rPr>
+          <w:b w:val="0"/>
+          <w:color w:val="000000"/>
+          <w:sz w:val="22"/>
+        </w:rPr>
+        <w:t>plication de l'ANI du 11 janvier 2008.</w:t>
       </w:r>
     </w:p>
     <w:p>
@@ -323,7 +602,12 @@
         <w:pStyle w:val="ListBullet"/>
       </w:pPr>
       <w:r>
-        <w:t>la date de rupture du contrat. Elle peut �tre fix�e au minimum le lendemain de l�homologation. -</w:t>
+        <w:rPr>
+          <w:b w:val="0"/>
+          <w:color w:val="000000"/>
+          <w:sz w:val="22"/>
+        </w:rPr>
+        <w:t>la date de rupture du contrat. Elle peut etre fixee au minimum le lendemain de l'homologation.</w:t>
       </w:r>
     </w:p>
     <w:p>
@@ -331,26 +615,51 @@
         <w:pStyle w:val="Heading2"/>
       </w:pPr>
       <w:r>
-        <w:t>D�LAI DE R�TRACTATION</w:t>
+        <w:rPr>
+          <w:b/>
+          <w:color w:val="2F5496"/>
+          <w:sz w:val="24"/>
+        </w:rPr>
+        <w:t>D'LAI DE ReTRACTATION</w:t>
       </w:r>
     </w:p>
     <w:p>
       <w:r>
+        <w:rPr>
+          <w:b w:val="0"/>
+          <w:color w:val="000000"/>
+          <w:sz w:val="22"/>
+        </w:rPr>
         <w:t>?</w:t>
       </w:r>
     </w:p>
     <w:p>
       <w:r>
-        <w:t>� compter du lendemain de la signature de la convention, chaque partie dispose d�un d�lai de 15 jours calendaires</w:t>
+        <w:rPr>
+          <w:b w:val="0"/>
+          <w:color w:val="000000"/>
+          <w:sz w:val="22"/>
+        </w:rPr>
+        <w:t>e compter du lendemain de la signature de la convention, chaque partie dispose d'un d'lai de 15 jours calendaires</w:t>
       </w:r>
     </w:p>
     <w:p>
       <w:r>
-        <w:t>pendant lequel chacune peut librement se r�tracter. La loi n�exige aucune justification � la remise en cause de la</w:t>
+        <w:rPr>
+          <w:b w:val="0"/>
+          <w:color w:val="000000"/>
+          <w:sz w:val="22"/>
+        </w:rPr>
+        <w:t>pendant lequel chacune peut librement se retracter. La loi n'exige aucune justification e la remise en cause de la</w:t>
       </w:r>
     </w:p>
     <w:p>
       <w:r>
+        <w:rPr>
+          <w:b w:val="0"/>
+          <w:color w:val="000000"/>
+          <w:sz w:val="22"/>
+        </w:rPr>
         <w:t>convention.</w:t>
       </w:r>
     </w:p>
@@ -359,32 +668,62 @@
         <w:pStyle w:val="Heading2"/>
       </w:pPr>
       <w:r>
+        <w:rPr>
+          <w:b/>
+          <w:color w:val="2F5496"/>
+          <w:sz w:val="24"/>
+        </w:rPr>
         <w:t>HOMOLOGATION DE LA CONVENTION</w:t>
       </w:r>
     </w:p>
     <w:p>
       <w:r>
+        <w:rPr>
+          <w:b w:val="0"/>
+          <w:color w:val="000000"/>
+          <w:sz w:val="22"/>
+        </w:rPr>
         <w:t>?</w:t>
       </w:r>
     </w:p>
     <w:p>
       <w:r>
-        <w:t>Une fois le d�lai de r�tractation �puis�, la partie la plus diligente communique au directeur r�gional de la DREETS un</w:t>
+        <w:rPr>
+          <w:b w:val="0"/>
+          <w:color w:val="000000"/>
+          <w:sz w:val="22"/>
+        </w:rPr>
+        <w:t>Une fois le d'lai de retractation epuise, la partie la plus diligente communique au directeur regional de la DREETS un</w:t>
       </w:r>
     </w:p>
     <w:p>
       <w:r>
-        <w:t>exemplaire de la convention aux fins de son homologation. Cette communication, sauf exception, doit �tre r�alis�e par</w:t>
+        <w:rPr>
+          <w:b w:val="0"/>
+          <w:color w:val="000000"/>
+          <w:sz w:val="22"/>
+        </w:rPr>
+        <w:t>exemplaire de la convention aux fins de son homologation. Cette communication, sauf exception, doit etre realisee par</w:t>
       </w:r>
     </w:p>
     <w:p>
       <w:r>
-        <w:t>t�l�service. Il dispose de 15 jours ouvrables � compter de la r�ception du formulaire pour instruire la demande. Trois</w:t>
+        <w:rPr>
+          <w:b w:val="0"/>
+          <w:color w:val="000000"/>
+          <w:sz w:val="22"/>
+        </w:rPr>
+        <w:t>t'l'service. Il dispose de 15 jours ouvrables e compter de la reception du formulaire pour instruire la demande. Trois</w:t>
       </w:r>
     </w:p>
     <w:p>
       <w:r>
-        <w:t>possibilit�s sont envisageables :</w:t>
+        <w:rPr>
+          <w:b w:val="0"/>
+          <w:color w:val="000000"/>
+          <w:sz w:val="22"/>
+        </w:rPr>
+        <w:t>possibilites sont envisageables :</w:t>
       </w:r>
     </w:p>
     <w:p>
@@ -392,7 +731,12 @@
         <w:pStyle w:val="ListBullet"/>
       </w:pPr>
       <w:r>
-        <w:t>l�absence de r�ponse dans le d�lai imparti. Dans cette hypoth�se, l�homologation est r�put�e acquise ; -</w:t>
+        <w:rPr>
+          <w:b w:val="0"/>
+          <w:color w:val="000000"/>
+          <w:sz w:val="22"/>
+        </w:rPr>
+        <w:t>l'absence de reponse dans le d'lai imparti. Dans cette hypothese, l'homologation est reputee acquise ;</w:t>
       </w:r>
     </w:p>
     <w:p>
@@ -400,7 +744,12 @@
         <w:pStyle w:val="ListBullet"/>
       </w:pPr>
       <w:r>
-        <w:t>le directeur r�gional homologue la convention. Ses dispositions ont vocation � s�appliquer ; -</w:t>
+        <w:rPr>
+          <w:b w:val="0"/>
+          <w:color w:val="000000"/>
+          <w:sz w:val="22"/>
+        </w:rPr>
+        <w:t>le directeur regional homologue la convention. Ses dispositions ont vocation e s'appliquer ;</w:t>
       </w:r>
     </w:p>
     <w:p>
@@ -408,12 +757,22 @@
         <w:pStyle w:val="ListBullet"/>
       </w:pPr>
       <w:r>
-        <w:t>le directeur r�gional refuse l�homologation. Sa d�cision peut �tre contest�e devant le Conseil de prud�hommes -</w:t>
+        <w:rPr>
+          <w:b w:val="0"/>
+          <w:color w:val="000000"/>
+          <w:sz w:val="22"/>
+        </w:rPr>
+        <w:t>le directeur regional refuse l'homologation. Sa d'cision peut etre contestee devant le Conseil de prudehommes</w:t>
       </w:r>
     </w:p>
     <w:p>
       <w:r>
-        <w:t>comp�tent.</w:t>
+        <w:rPr>
+          <w:b w:val="0"/>
+          <w:color w:val="000000"/>
+          <w:sz w:val="22"/>
+        </w:rPr>
+        <w:t>competent.</w:t>
       </w:r>
     </w:p>
     <w:p>
@@ -421,67 +780,132 @@
         <w:pStyle w:val="Heading2"/>
       </w:pPr>
       <w:r>
-        <w:t>LA RUPTURE CONVENTIONNELLE COLLECTIVE III �</w:t>
+        <w:rPr>
+          <w:b/>
+          <w:color w:val="2F5496"/>
+          <w:sz w:val="24"/>
+        </w:rPr>
+        <w:t>LA RUPTURE CONVENTIONNELLE COLLECTIVE III e</w:t>
       </w:r>
     </w:p>
     <w:p>
       <w:r>
-        <w:t>Les ordonnances du 22 septembre 2017 instituent un nouveau m�canisme de rupture du contrat de travail � dur�e</w:t>
+        <w:rPr>
+          <w:b w:val="0"/>
+          <w:color w:val="000000"/>
+          <w:sz w:val="22"/>
+        </w:rPr>
+        <w:t>Les ordonnances du 22 septembre 2017 instituent un nouveau m'canisme de rupture du contrat de travail e duree</w:t>
       </w:r>
     </w:p>
     <w:p>
       <w:r>
-        <w:t>ind�termin�e : la rupture conventionnelle collective (C. trav. art. 1237_19).</w:t>
+        <w:rPr>
+          <w:b w:val="0"/>
+          <w:color w:val="000000"/>
+          <w:sz w:val="22"/>
+        </w:rPr>
+        <w:t>indeterminee : la rupture conventionnelle collective (C. trav. art. 1237_19).</w:t>
       </w:r>
     </w:p>
     <w:p>
       <w:r>
-        <w:t>Un accord collectif peut pr�voir et d�terminer les conditions dans lesquelles une rupture conventionnelle collective du</w:t>
+        <w:rPr>
+          <w:b w:val="0"/>
+          <w:color w:val="000000"/>
+          <w:sz w:val="22"/>
+        </w:rPr>
+        <w:t>Un accord collectif peut prevoir et d'terminer les conditions dans lesquelles une rupture conventionnelle collective du</w:t>
       </w:r>
     </w:p>
     <w:p>
       <w:r>
-        <w:t>contrat de travail peut intervenir. La DREETS doit �tre inform�e sans d�lai de l�ouverture des n�gociations. La rupture</w:t>
+        <w:rPr>
+          <w:b w:val="0"/>
+          <w:color w:val="000000"/>
+          <w:sz w:val="22"/>
+        </w:rPr>
+        <w:t>contrat de travail peut intervenir. La DREETS doit etre informee sans d'lai de l'ouverture des n'gociations. La rupture</w:t>
       </w:r>
     </w:p>
     <w:p>
       <w:r>
-        <w:t>doit se faire d�un commun accord, elle ne peut �tre impos�e au salari�. Celui-ci, pour en b�n�ficier, doit se porter</w:t>
+        <w:rPr>
+          <w:b w:val="0"/>
+          <w:color w:val="000000"/>
+          <w:sz w:val="22"/>
+        </w:rPr>
+        <w:t>doit se faire d'un commun accord, elle ne peut etre imposee au salarie. Celui-ci, pour en ben'ficier, doit se porter</w:t>
       </w:r>
     </w:p>
     <w:p>
       <w:r>
-        <w:t>candidat et formuler par �crit son acceptation du dispositif. De m�me, le salari� ne peut imposer � l�employeur sa</w:t>
+        <w:rPr>
+          <w:b w:val="0"/>
+          <w:color w:val="000000"/>
+          <w:sz w:val="22"/>
+        </w:rPr>
+        <w:t>candidat et formuler par ecrit son acceptation du dispositif. De m'me, le salarie ne peut imposer e l'employeur sa</w:t>
       </w:r>
     </w:p>
     <w:p>
       <w:r>
+        <w:rPr>
+          <w:b w:val="0"/>
+          <w:color w:val="000000"/>
+          <w:sz w:val="22"/>
+        </w:rPr>
         <w:t>candidature.</w:t>
       </w:r>
     </w:p>
     <w:p>
       <w:r>
-        <w:t>L�accord, adopt� selon la r�gle majoritaire, doit contenir certaines rubriques figurant � l�article L 1237-19-1 du code du</w:t>
+        <w:rPr>
+          <w:b w:val="0"/>
+          <w:color w:val="000000"/>
+          <w:sz w:val="22"/>
+        </w:rPr>
+        <w:t>L'accord, adopte selon la regle majoritaire, doit contenir certaines rubriques figurant e l'article L 1237-19-1 du code du</w:t>
       </w:r>
     </w:p>
     <w:p>
       <w:r>
-        <w:t>travail (modalit�s d�information du CSE, nombre de d�parts, modalit�s de d�part, suivi et mise en �uvre de l�accord�).</w:t>
+        <w:rPr>
+          <w:b w:val="0"/>
+          <w:color w:val="000000"/>
+          <w:sz w:val="22"/>
+        </w:rPr>
+        <w:t>travail (modalites d'information du CSE, nombre de d'parts, modalites de d'part, suivi et mise en euvre de l'accorde).</w:t>
       </w:r>
     </w:p>
     <w:p>
       <w:r>
-        <w:t>Une fois adopt�, l�accord est transmis � la DREETS pour validation qui en v�rifie la r�gularit� sur le fond et la forme. Son</w:t>
+        <w:rPr>
+          <w:b w:val="0"/>
+          <w:color w:val="000000"/>
+          <w:sz w:val="22"/>
+        </w:rPr>
+        <w:t>Une fois adopte, l'accord est transmis e la DREETS pour validation qui en verifie la regularite sur le fond et la forme. Son</w:t>
       </w:r>
     </w:p>
     <w:p>
       <w:r>
-        <w:t>avis motiv� est notifi� � l�employeur et au CSE dans les 15 jours calendaires � compter de la r�ception de l�accord.</w:t>
+        <w:rPr>
+          <w:b w:val="0"/>
+          <w:color w:val="000000"/>
+          <w:sz w:val="22"/>
+        </w:rPr>
+        <w:t>avis motive est notifie e l'employeur et au CSE dans les 15 jours calendaires e compter de la reception de l'accord.</w:t>
       </w:r>
     </w:p>
     <w:p>
       <w:r>
-        <w:t>Trois situations peuvent alors se pr�senter :</w:t>
+        <w:rPr>
+          <w:b w:val="0"/>
+          <w:color w:val="000000"/>
+          <w:sz w:val="22"/>
+        </w:rPr>
+        <w:t>Trois situations peuvent alors se presenter :</w:t>
       </w:r>
     </w:p>
     <w:p>
@@ -489,12 +913,22 @@
         <w:pStyle w:val="ListBullet"/>
       </w:pPr>
       <w:r>
-        <w:t>l�administration garde le silence dans les d�lais requis. Dans cette hypoth�se, cela vaut acceptation des -</w:t>
+        <w:rPr>
+          <w:b w:val="0"/>
+          <w:color w:val="000000"/>
+          <w:sz w:val="22"/>
+        </w:rPr>
+        <w:t>l'administration garde le silence dans les d'lais requis. Dans cette hypothese, cela vaut acceptation des</w:t>
       </w:r>
     </w:p>
     <w:p>
       <w:r>
-        <w:t>stipulations de l�accord ;</w:t>
+        <w:rPr>
+          <w:b w:val="0"/>
+          <w:color w:val="000000"/>
+          <w:sz w:val="22"/>
+        </w:rPr>
+        <w:t>stipulations de l'accord ;</w:t>
       </w:r>
     </w:p>
     <w:p>
@@ -502,7 +936,12 @@
         <w:pStyle w:val="ListBullet"/>
       </w:pPr>
       <w:r>
-        <w:t>l�administration rend un avis de validation. L�accord s�applique ; -</w:t>
+        <w:rPr>
+          <w:b w:val="0"/>
+          <w:color w:val="000000"/>
+          <w:sz w:val="22"/>
+        </w:rPr>
+        <w:t>l'administration rend un avis de validation. L'accord s'applique ;</w:t>
       </w:r>
     </w:p>
     <w:p>
@@ -510,28 +949,44 @@
         <w:pStyle w:val="ListBullet"/>
       </w:pPr>
       <w:r>
-        <w:t>l�administration rend un avis n�gatif. L�employeur peut, s�il le souhaite, reprendre le projet en y apportant les -</w:t>
+        <w:rPr>
+          <w:b w:val="0"/>
+          <w:color w:val="000000"/>
+          <w:sz w:val="22"/>
+        </w:rPr>
+        <w:t>l'administration rend un avis n'gatif. L'employeur peut, s'il le souhaite, reprendre le projet en y apportant les</w:t>
       </w:r>
     </w:p>
     <w:p>
       <w:r>
-        <w:t>modifications demand�es.</w:t>
+        <w:rPr>
+          <w:b w:val="0"/>
+          <w:color w:val="000000"/>
+          <w:sz w:val="22"/>
+        </w:rPr>
+        <w:t>modifications demandees.</w:t>
       </w:r>
     </w:p>
     <w:p>
       <w:r>
-        <w:t>En toute hypoth�se, l�avis rendu par la DREETS peut faire l�objet d�un recours judiciaire devant le tribunal administratif</w:t>
+        <w:rPr>
+          <w:b w:val="0"/>
+          <w:color w:val="000000"/>
+          <w:sz w:val="22"/>
+        </w:rPr>
+        <w:t>En toute hypothese, l'avis rendu par la DREETS peut faire l'objet d'un recours judiciaire devant le tribunal administratif</w:t>
       </w:r>
     </w:p>
     <w:p>
       <w:r>
-        <w:t>qui doit statuer dans un d�lai de trois moi</w:t>
+        <w:rPr>
+          <w:b w:val="0"/>
+          <w:color w:val="000000"/>
+          <w:sz w:val="22"/>
+        </w:rPr>
+        <w:t>qui doit statuer dans un d'lai de trois moi</w:t>
       </w:r>
     </w:p>
-    <w:p/>
-    <w:p/>
-    <w:p/>
-    <w:p/>
     <w:p/>
     <w:sectPr>
       <w:pgSz w:w="12240" w:h="15840"/>

--- a/droit social dcg/16- rupture conventionnelle.docx
+++ b/droit social dcg/16- rupture conventionnelle.docx
@@ -27,7 +27,7 @@
           <w:color w:val="2F5496"/>
           <w:sz w:val="24"/>
         </w:rPr>
-        <w:t>LES FONDEMENTS A e</w:t>
+        <w:t>LES FONDEMENTS A •</w:t>
       </w:r>
     </w:p>
     <w:p>
@@ -37,7 +37,7 @@
           <w:color w:val="000000"/>
           <w:sz w:val="22"/>
         </w:rPr>
-        <w:t>En dehors des cas de rupture encadres par la loi, et jusqu'e la loi du 25 juin 2008, l'employeur et le salarie pouvaient</w:t>
+        <w:t>En dehors des cas de rupture encadrés par la loi, et jusqu'à la loi du 25 juin 2008, l'employeur et le salarié pouvaient</w:t>
       </w:r>
     </w:p>
     <w:p>
@@ -47,7 +47,7 @@
           <w:color w:val="000000"/>
           <w:sz w:val="22"/>
         </w:rPr>
-        <w:t>rompre le contrat de travail d'un commun accord. La rupture amiable est ainsi une forme n'gociee de rupture du contrat</w:t>
+        <w:t>rompre le contrat de travail d'un commun accord. La rupture amiable est ainsi une forme négociée de rupture du contrat</w:t>
       </w:r>
     </w:p>
     <w:p>
@@ -57,7 +57,7 @@
           <w:color w:val="000000"/>
           <w:sz w:val="22"/>
         </w:rPr>
-        <w:t>de travail. Les parties, employeur et salaries, conviennent ensemble de mettre fin e la relation de travail. Il s'agit de la</w:t>
+        <w:t>de travail. Les parties, employeur et salariés, conviennent ensemble de mettre fin à la relation de travail. Il s'agit de la</w:t>
       </w:r>
     </w:p>
     <w:p>
@@ -67,7 +67,7 @@
           <w:color w:val="000000"/>
           <w:sz w:val="22"/>
         </w:rPr>
-        <w:t>stricte application d'un principe de droit commun tire de l'article 1134 du Code civil : e Les conventions l'galement</w:t>
+        <w:t>stricte application d'un principe de droit commun tire de l'article 1134 du Code civil : à Les conventions légalement</w:t>
       </w:r>
     </w:p>
     <w:p>
@@ -77,7 +77,7 @@
           <w:color w:val="000000"/>
           <w:sz w:val="22"/>
         </w:rPr>
-        <w:t>formees tiennent lieu de loi e ceux qui les ont faites. Elles ne peuvent etre revoquees que de leur consentement mutuel,</w:t>
+        <w:t>formées tiennent lieu de loi à ceux qui les ont faites. Elles ne peuvent être révoquées que de leur consentement mutuel,</w:t>
       </w:r>
     </w:p>
     <w:p>
@@ -87,7 +87,7 @@
           <w:color w:val="000000"/>
           <w:sz w:val="22"/>
         </w:rPr>
-        <w:t>ou pour les causes que la loi autorise. Elles doivent etre executees de bonne foi e.</w:t>
+        <w:t>ou pour les causes que la loi autorise. Elles doivent être exécutées de bonne foi à.</w:t>
       </w:r>
     </w:p>
     <w:p>
@@ -97,7 +97,7 @@
           <w:color w:val="000000"/>
           <w:sz w:val="22"/>
         </w:rPr>
-        <w:t>C'est par ailleurs, bien que l'galement prevue, cette possibilite qui est retenue pour certains contrats, comme le contrat</w:t>
+        <w:t>C'est par ailleurs, bien que légalement prévue, cette possibilité qui est retenue pour certains contrats, comme le contrat</w:t>
       </w:r>
     </w:p>
     <w:p>
@@ -107,7 +107,7 @@
           <w:color w:val="000000"/>
           <w:sz w:val="22"/>
         </w:rPr>
-        <w:t>d'apprentissage, ou le contrat e duree d'termine.</w:t>
+        <w:t>d'apprentissage, ou le contrat à durée déterminé.</w:t>
       </w:r>
     </w:p>
     <w:p>
@@ -117,7 +117,7 @@
           <w:color w:val="000000"/>
           <w:sz w:val="22"/>
         </w:rPr>
-        <w:t>Elle peut etre fondee soit sur un motif personnel, soit resulter d'un motif economique mais n'etant pas consideree</w:t>
+        <w:t>Elle peut être fondée soit sur un motif personnel, soit résulter d'un motif économique mais n'étant pas considérée</w:t>
       </w:r>
     </w:p>
     <w:p>
@@ -127,7 +127,7 @@
           <w:color w:val="000000"/>
           <w:sz w:val="22"/>
         </w:rPr>
-        <w:t>comme un licenciement elle n'ouvre pas droit aux indemnites l'gales de licenciement. N'anmoins cette rupture</w:t>
+        <w:t>comme un licenciement elle n'ouvre pas droit aux indemnités légales de licenciement. Néanmoins cette rupture</w:t>
       </w:r>
     </w:p>
     <w:p>
@@ -137,7 +137,7 @@
           <w:color w:val="000000"/>
           <w:sz w:val="22"/>
         </w:rPr>
-        <w:t>amiable n'assure aucune protection du salarie, ni dans la procedure, ni dans les indemnites qui peuvent lui etre allouees.</w:t>
+        <w:t>amiable n'assure aucune protection du salarié, ni dans la procédure, ni dans les indemnités qui peuvent lui être allouées.</w:t>
       </w:r>
     </w:p>
     <w:p>
@@ -147,7 +147,7 @@
           <w:color w:val="000000"/>
           <w:sz w:val="22"/>
         </w:rPr>
-        <w:t>C'est la raison pour laquelle le l'gislateur, par la loi portant e modernisation du marche du travail e, a introduit dans le</w:t>
+        <w:t>C'est la raison pour laquelle le législateur, par la loi portant à modernisation du marché du travail à, a introduit dans le</w:t>
       </w:r>
     </w:p>
     <w:p>
@@ -157,7 +157,7 @@
           <w:color w:val="000000"/>
           <w:sz w:val="22"/>
         </w:rPr>
-        <w:t>code du travail un nouveau mode de rupture aux articles L 1237-11 e 1237-16.</w:t>
+        <w:t>code du travail un nouveau mode de rupture aux articles L 1237-11 à 1237-16.</w:t>
       </w:r>
     </w:p>
     <w:p>
@@ -170,7 +170,7 @@
           <w:color w:val="2F5496"/>
           <w:sz w:val="24"/>
         </w:rPr>
-        <w:t>CHAMP D'APPLICATION B e</w:t>
+        <w:t>CHAMP D'APPLICATION B •</w:t>
       </w:r>
     </w:p>
     <w:p>
@@ -180,7 +180,7 @@
           <w:color w:val="000000"/>
           <w:sz w:val="22"/>
         </w:rPr>
-        <w:t>Dans les principes, la rupture conventionnelle s'apparente e la rupture amiable. Le code du travail dispose ainsi : e</w:t>
+        <w:t>Dans les principes, la rupture conventionnelle s'apparente à la rupture amiable. Le code du travail dispose ainsi : à</w:t>
       </w:r>
     </w:p>
     <w:p>
@@ -190,7 +190,7 @@
           <w:color w:val="000000"/>
           <w:sz w:val="22"/>
         </w:rPr>
-        <w:t>L'employeur et le salarie peuvent convenir en commun des conditions de la rupture du contrat de travail qui les lie e.</w:t>
+        <w:t>L'employeur et le salarié peuvent convenir en commun des conditions de la rupture du contrat de travail qui les lie à.</w:t>
       </w:r>
     </w:p>
     <w:p>
@@ -200,7 +200,7 @@
           <w:color w:val="000000"/>
           <w:sz w:val="22"/>
         </w:rPr>
-        <w:t>Mais le l'gislateur ne s'est pas contente de traduire dans le code du travail un principe de droit civil. Il a en effet, introduit</w:t>
+        <w:t>Mais le législateur ne s'est pas contente de traduire dans le code du travail un principe de droit civil. Il a en effet, introduit</w:t>
       </w:r>
     </w:p>
     <w:p>
@@ -210,7 +210,7 @@
           <w:color w:val="000000"/>
           <w:sz w:val="22"/>
         </w:rPr>
-        <w:t>un veritable regime juridique permettant d'encadrer cette modalite de rupture du contrat de travail.</w:t>
+        <w:t>un véritable régime juridique permettant d'encadrer cette modalité de rupture du contrat de travail.</w:t>
       </w:r>
     </w:p>
     <w:p>
@@ -220,7 +220,7 @@
           <w:color w:val="000000"/>
           <w:sz w:val="22"/>
         </w:rPr>
-        <w:t>En premier lieu, elle n'est pas autorisee pour les ruptures resultant :</w:t>
+        <w:t>En premier lieu, elle n'est pas autorisée pour les ruptures résultant :</w:t>
       </w:r>
     </w:p>
     <w:p>
@@ -233,7 +233,7 @@
           <w:color w:val="000000"/>
           <w:sz w:val="22"/>
         </w:rPr>
-        <w:t>des accords collectifs de gestion previsionnelle des emplois et des competences dans les conditions d'finies par</w:t>
+        <w:t>des accords collectifs de gestion prévisionnelle des emplois et des compétences dans les conditions définies par</w:t>
       </w:r>
     </w:p>
     <w:p>
@@ -256,7 +256,7 @@
           <w:color w:val="000000"/>
           <w:sz w:val="22"/>
         </w:rPr>
-        <w:t>des plans de sauvegarde de l'emploi dans les conditions d'finies par l'article L. 1233-61.</w:t>
+        <w:t>des plans de sauvegarde de l'emploi dans les conditions définies par l'article L. 1233-61.</w:t>
       </w:r>
     </w:p>
     <w:p>
@@ -279,7 +279,7 @@
           <w:color w:val="000000"/>
           <w:sz w:val="22"/>
         </w:rPr>
-        <w:t>elle ne doit pas avoir pour effet de contourner les regles relatives aux licenciements economiques. Ainsi l'employeur</w:t>
+        <w:t>elle ne doit pas avoir pour effet de contourner les règles relatives aux licenciements économiques. Ainsi l'employeur</w:t>
       </w:r>
     </w:p>
     <w:p>
@@ -289,7 +289,7 @@
           <w:color w:val="000000"/>
           <w:sz w:val="22"/>
         </w:rPr>
-        <w:t>ne peut utiliser cette procedure pour echapper e son obligation de reclassement.</w:t>
+        <w:t>ne peut utiliser cette procédure pour échapper à son obligation de reclassement.</w:t>
       </w:r>
     </w:p>
     <w:p>
@@ -302,7 +302,7 @@
           <w:color w:val="000000"/>
           <w:sz w:val="22"/>
         </w:rPr>
-        <w:t>les salaries proteges s'ils sont admissibles e la rupture conventionnelle, ben'ficient toujours de garanties</w:t>
+        <w:t>les salariés protégés s'ils sont admissibles à la rupture conventionnelle, bénéficient toujours de garanties</w:t>
       </w:r>
     </w:p>
     <w:p>
@@ -312,7 +312,7 @@
           <w:color w:val="000000"/>
           <w:sz w:val="22"/>
         </w:rPr>
-        <w:t>specifiques. Ainsi, l'autorisation de l'inspecteur du travail reste toujours n'cessaire.</w:t>
+        <w:t>spécifiques. Ainsi, l'autorisation de l'inspecteur du travail reste toujours nécessaire.</w:t>
       </w:r>
     </w:p>
     <w:p>
@@ -322,7 +322,7 @@
           <w:color w:val="000000"/>
           <w:sz w:val="22"/>
         </w:rPr>
-        <w:t>e noter enfin que la rupture conventionnelle contractualise de fait la cessation de la relation de travail. Elle est donc</w:t>
+        <w:t>à noter enfin que la rupture conventionnelle contractualise de fait la cessation de la relation de travail. Elle est donc</w:t>
       </w:r>
     </w:p>
     <w:p>
@@ -332,7 +332,7 @@
           <w:color w:val="000000"/>
           <w:sz w:val="22"/>
         </w:rPr>
-        <w:t>assujettie aux conditions de fond de tout contrat et peut ainsi etre affectee par un vice du consentement. La Cour de</w:t>
+        <w:t>assujettie aux conditions de fond de tout contrat et peut ainsi être affectée par un vice du consentement. La Cour de</w:t>
       </w:r>
     </w:p>
     <w:p>
@@ -342,7 +342,7 @@
           <w:color w:val="000000"/>
           <w:sz w:val="22"/>
         </w:rPr>
-        <w:t>cassation (Cass. soc. 19 juin 2024) a recemment considere que la rupture conventionnelle annulee en raison du dol du</w:t>
+        <w:t>cassation (Cass. soc. 19 juin 2024) a récemment considéré que la rupture conventionnelle annulée en raison du dol du</w:t>
       </w:r>
     </w:p>
     <w:p>
@@ -352,7 +352,7 @@
           <w:color w:val="000000"/>
           <w:sz w:val="22"/>
         </w:rPr>
-        <w:t>salarie produit les effets d'une d'mission emportant toutes les consequences pour ce dernier d'une telle qualification.</w:t>
+        <w:t>salarié produit les effets d'une démission emportant toutes les conséquences pour ce dernier d'une telle qualification.</w:t>
       </w:r>
     </w:p>
     <w:p>
@@ -362,7 +362,7 @@
           <w:color w:val="000000"/>
           <w:sz w:val="22"/>
         </w:rPr>
-        <w:t>Mais l'une des particularites la plus remarquable est d'assujettir cette forme de rupture au respect d'un formalisme</w:t>
+        <w:t>Mais l'une des particularités la plus remarquable est d'assujettir cette forme de rupture au respect d'un formalisme</w:t>
       </w:r>
     </w:p>
     <w:p>
@@ -372,7 +372,7 @@
           <w:color w:val="000000"/>
           <w:sz w:val="22"/>
         </w:rPr>
-        <w:t>specifique.</w:t>
+        <w:t>spécifique.</w:t>
       </w:r>
     </w:p>
     <w:p>
@@ -392,7 +392,7 @@
           <w:color w:val="000000"/>
           <w:sz w:val="22"/>
         </w:rPr>
-        <w:t>editions Corroy e 4 rue de Villars, 42000 Saint-etienne e 04 77 79 92 46 e infos@editions-corroy.fr</w:t>
+        <w:t>éditions Corroy à 4 rue de Villars, 42000 Saint-etienne à 04 77 79 92 46 à infos@editions-corroy.fr</w:t>
       </w:r>
     </w:p>
     <w:p>
@@ -415,7 +415,7 @@
           <w:color w:val="2F5496"/>
           <w:sz w:val="24"/>
         </w:rPr>
-        <w:t>LA PROCeDURE II e</w:t>
+        <w:t>LA PROCÉDURE II •</w:t>
       </w:r>
     </w:p>
     <w:p>
@@ -428,7 +428,7 @@
           <w:color w:val="2F5496"/>
           <w:sz w:val="24"/>
         </w:rPr>
-        <w:t>PHASE D'ENTRETIENS PReALABLES A e</w:t>
+        <w:t>PHASE D'ENTRETIENS PRÉALABLES A •</w:t>
       </w:r>
     </w:p>
     <w:p>
@@ -438,7 +438,7 @@
           <w:color w:val="000000"/>
           <w:sz w:val="22"/>
         </w:rPr>
-        <w:t>e l'occasion d'un ou plusieurs entretiens, l'employeur et le salarie conviennent ensemble des principes d'une rupture</w:t>
+        <w:t>à l'occasion d'un ou plusieurs entretiens, l'employeur et le salarié conviennent ensemble des principes d'une rupture</w:t>
       </w:r>
     </w:p>
     <w:p>
@@ -458,7 +458,7 @@
           <w:color w:val="000000"/>
           <w:sz w:val="22"/>
         </w:rPr>
-        <w:t>Le salarie dispose de la possibilite de se faire assister par toute personne de l'entreprise : membre de la d'l'gation du</w:t>
+        <w:t>Le salarié dispose de la possibilité de se faire assister par toute personne de l'entreprise : membre de la délégation du</w:t>
       </w:r>
     </w:p>
     <w:p>
@@ -468,7 +468,7 @@
           <w:color w:val="000000"/>
           <w:sz w:val="22"/>
         </w:rPr>
-        <w:t>personnel au CSE, d'l'gue syndical ou tout autre salarie. e d'faut d'institutions representatives du personnel, il peut</w:t>
+        <w:t>personnel au CSE, délégué syndical ou tout autre salarié. à défaut d'institutions représentatives du personnel, il peut</w:t>
       </w:r>
     </w:p>
     <w:p>
@@ -478,7 +478,7 @@
           <w:color w:val="000000"/>
           <w:sz w:val="22"/>
         </w:rPr>
-        <w:t>solliciter un conseiller figurant sur une liste etablie par l'autorite administrative et consultable aupres de la DREETS ou</w:t>
+        <w:t>solliciter un conseiller figurant sur une liste établie par l'autorité administrative et consultable auprès de la DREETS ou</w:t>
       </w:r>
     </w:p>
     <w:p>
@@ -498,7 +498,7 @@
           <w:color w:val="000000"/>
           <w:sz w:val="22"/>
         </w:rPr>
-        <w:t>Si le salarie fait usage de cette prerogative, l'employeur peut alors lui-m'me etre assiste exclusivement par une personne</w:t>
+        <w:t>Si le salarié fait usage de cette prérogative, l'employeur peut alors lui-même être assisté exclusivement par une personne</w:t>
       </w:r>
     </w:p>
     <w:p>
@@ -508,7 +508,7 @@
           <w:color w:val="000000"/>
           <w:sz w:val="22"/>
         </w:rPr>
-        <w:t>de l'entreprise ou, si cette derniere compte moins de 50 salaries, par un autre employeur de la m'me branche ou encore</w:t>
+        <w:t>de l'entreprise ou, si cette dernière compte moins de 50 salariés, par un autre employeur de la même branche ou encore</w:t>
       </w:r>
     </w:p>
     <w:p>
@@ -518,7 +518,7 @@
           <w:color w:val="000000"/>
           <w:sz w:val="22"/>
         </w:rPr>
-        <w:t>par une personne relevant de son organisation syndicale. Il doit en tout hypothese en informer le salarie avant l'en-</w:t>
+        <w:t>par une personne relevant de son organisation syndicale. Il doit en tout hypothèse en informer le salarié avant l'en-</w:t>
       </w:r>
     </w:p>
     <w:p>
@@ -561,7 +561,7 @@
           <w:color w:val="000000"/>
           <w:sz w:val="22"/>
         </w:rPr>
-        <w:t>La convention doit imperativement prevoir :</w:t>
+        <w:t>La convention doit impérativement prévoir :</w:t>
       </w:r>
     </w:p>
     <w:p>
@@ -574,7 +574,7 @@
           <w:color w:val="000000"/>
           <w:sz w:val="22"/>
         </w:rPr>
-        <w:t>des indemnites specifiques de rupture conventionnelle dont le montant ne peut etre inferieur aux indemnites</w:t>
+        <w:t>des indemnités spécifiques de rupture conventionnelle dont le montant ne peut être inférieur aux indemnités</w:t>
       </w:r>
     </w:p>
     <w:p>
@@ -584,7 +584,7 @@
           <w:color w:val="000000"/>
           <w:sz w:val="22"/>
         </w:rPr>
-        <w:t>l'gales de licenciement ou des indemnites conventionnelles pour les employeurs entrant dans le champ d'ap-</w:t>
+        <w:t>légales de licenciement ou des indemnités conventionnelles pour les employeurs entrant dans le champ d'ap-</w:t>
       </w:r>
     </w:p>
     <w:p>
@@ -607,7 +607,7 @@
           <w:color w:val="000000"/>
           <w:sz w:val="22"/>
         </w:rPr>
-        <w:t>la date de rupture du contrat. Elle peut etre fixee au minimum le lendemain de l'homologation.</w:t>
+        <w:t>la date de rupture du contrat. Elle peut être fixée au minimum le lendemain de l'homologation.</w:t>
       </w:r>
     </w:p>
     <w:p>
@@ -620,7 +620,7 @@
           <w:color w:val="2F5496"/>
           <w:sz w:val="24"/>
         </w:rPr>
-        <w:t>D'LAI DE ReTRACTATION</w:t>
+        <w:t>DÉLAI DE RÉTRACTATION</w:t>
       </w:r>
     </w:p>
     <w:p>
@@ -640,7 +640,7 @@
           <w:color w:val="000000"/>
           <w:sz w:val="22"/>
         </w:rPr>
-        <w:t>e compter du lendemain de la signature de la convention, chaque partie dispose d'un d'lai de 15 jours calendaires</w:t>
+        <w:t>à compter du lendemain de la signature de la convention, chaque partie dispose d'un délai de 15 jours calendaires</w:t>
       </w:r>
     </w:p>
     <w:p>
@@ -650,7 +650,7 @@
           <w:color w:val="000000"/>
           <w:sz w:val="22"/>
         </w:rPr>
-        <w:t>pendant lequel chacune peut librement se retracter. La loi n'exige aucune justification e la remise en cause de la</w:t>
+        <w:t>pendant lequel chacune peut librement se rétracter. La loi n'exige aucune justification à la remise en cause de la</w:t>
       </w:r>
     </w:p>
     <w:p>
@@ -693,7 +693,7 @@
           <w:color w:val="000000"/>
           <w:sz w:val="22"/>
         </w:rPr>
-        <w:t>Une fois le d'lai de retractation epuise, la partie la plus diligente communique au directeur regional de la DREETS un</w:t>
+        <w:t>Une fois le délai de rétractation épuisé, la partie la plus diligente communique au directeur régional de la DREETS un</w:t>
       </w:r>
     </w:p>
     <w:p>
@@ -703,7 +703,7 @@
           <w:color w:val="000000"/>
           <w:sz w:val="22"/>
         </w:rPr>
-        <w:t>exemplaire de la convention aux fins de son homologation. Cette communication, sauf exception, doit etre realisee par</w:t>
+        <w:t>exemplaire de la convention aux fins de son homologation. Cette communication, sauf exception, doit être réalisée par</w:t>
       </w:r>
     </w:p>
     <w:p>
@@ -713,7 +713,7 @@
           <w:color w:val="000000"/>
           <w:sz w:val="22"/>
         </w:rPr>
-        <w:t>t'l'service. Il dispose de 15 jours ouvrables e compter de la reception du formulaire pour instruire la demande. Trois</w:t>
+        <w:t>téléservice. Il dispose de 15 jours ouvrables à compter de la réception du formulaire pour instruire la demande. Trois</w:t>
       </w:r>
     </w:p>
     <w:p>
@@ -723,7 +723,7 @@
           <w:color w:val="000000"/>
           <w:sz w:val="22"/>
         </w:rPr>
-        <w:t>possibilites sont envisageables :</w:t>
+        <w:t>possibilités sont envisageables :</w:t>
       </w:r>
     </w:p>
     <w:p>
@@ -736,7 +736,7 @@
           <w:color w:val="000000"/>
           <w:sz w:val="22"/>
         </w:rPr>
-        <w:t>l'absence de reponse dans le d'lai imparti. Dans cette hypothese, l'homologation est reputee acquise ;</w:t>
+        <w:t>l'absence de réponse dans le délai imparti. Dans cette hypothèse, l'homologation est réputée acquise ;</w:t>
       </w:r>
     </w:p>
     <w:p>
@@ -749,7 +749,7 @@
           <w:color w:val="000000"/>
           <w:sz w:val="22"/>
         </w:rPr>
-        <w:t>le directeur regional homologue la convention. Ses dispositions ont vocation e s'appliquer ;</w:t>
+        <w:t>le directeur régional homologue la convention. Ses dispositions ont vocation à s'appliquer ;</w:t>
       </w:r>
     </w:p>
     <w:p>
@@ -762,7 +762,7 @@
           <w:color w:val="000000"/>
           <w:sz w:val="22"/>
         </w:rPr>
-        <w:t>le directeur regional refuse l'homologation. Sa d'cision peut etre contestee devant le Conseil de prudehommes</w:t>
+        <w:t>le directeur régional refuse l'homologation. Sa décision peut être contestée devant le Conseil de prudéhommes</w:t>
       </w:r>
     </w:p>
     <w:p>
@@ -772,7 +772,7 @@
           <w:color w:val="000000"/>
           <w:sz w:val="22"/>
         </w:rPr>
-        <w:t>competent.</w:t>
+        <w:t>compétent.</w:t>
       </w:r>
     </w:p>
     <w:p>
@@ -785,7 +785,7 @@
           <w:color w:val="2F5496"/>
           <w:sz w:val="24"/>
         </w:rPr>
-        <w:t>LA RUPTURE CONVENTIONNELLE COLLECTIVE III e</w:t>
+        <w:t>LA RUPTURE CONVENTIONNELLE COLLECTIVE III •</w:t>
       </w:r>
     </w:p>
     <w:p>
@@ -795,7 +795,7 @@
           <w:color w:val="000000"/>
           <w:sz w:val="22"/>
         </w:rPr>
-        <w:t>Les ordonnances du 22 septembre 2017 instituent un nouveau m'canisme de rupture du contrat de travail e duree</w:t>
+        <w:t>Les ordonnances du 22 septembre 2017 instituent un nouveau mécanisme de rupture du contrat de travail à durée</w:t>
       </w:r>
     </w:p>
     <w:p>
@@ -805,7 +805,7 @@
           <w:color w:val="000000"/>
           <w:sz w:val="22"/>
         </w:rPr>
-        <w:t>indeterminee : la rupture conventionnelle collective (C. trav. art. 1237_19).</w:t>
+        <w:t>indéterminée : la rupture conventionnelle collective (C. trav. art. 1237_19).</w:t>
       </w:r>
     </w:p>
     <w:p>
@@ -815,7 +815,7 @@
           <w:color w:val="000000"/>
           <w:sz w:val="22"/>
         </w:rPr>
-        <w:t>Un accord collectif peut prevoir et d'terminer les conditions dans lesquelles une rupture conventionnelle collective du</w:t>
+        <w:t>Un accord collectif peut prévoir et déterminer les conditions dans lesquelles une rupture conventionnelle collective du</w:t>
       </w:r>
     </w:p>
     <w:p>
@@ -825,7 +825,7 @@
           <w:color w:val="000000"/>
           <w:sz w:val="22"/>
         </w:rPr>
-        <w:t>contrat de travail peut intervenir. La DREETS doit etre informee sans d'lai de l'ouverture des n'gociations. La rupture</w:t>
+        <w:t>contrat de travail peut intervenir. La DREETS doit être informée sans délai de l'ouverture des négociations. La rupture</w:t>
       </w:r>
     </w:p>
     <w:p>
@@ -835,7 +835,7 @@
           <w:color w:val="000000"/>
           <w:sz w:val="22"/>
         </w:rPr>
-        <w:t>doit se faire d'un commun accord, elle ne peut etre imposee au salarie. Celui-ci, pour en ben'ficier, doit se porter</w:t>
+        <w:t>doit se faire d'un commun accord, elle ne peut être imposée au salarié. Celui-ci, pour en bénéficier, doit se porter</w:t>
       </w:r>
     </w:p>
     <w:p>
@@ -845,7 +845,7 @@
           <w:color w:val="000000"/>
           <w:sz w:val="22"/>
         </w:rPr>
-        <w:t>candidat et formuler par ecrit son acceptation du dispositif. De m'me, le salarie ne peut imposer e l'employeur sa</w:t>
+        <w:t>candidat et formuler par écrit son acceptation du dispositif. De même, le salarié ne peut imposer à l'employeur sa</w:t>
       </w:r>
     </w:p>
     <w:p>
@@ -865,7 +865,7 @@
           <w:color w:val="000000"/>
           <w:sz w:val="22"/>
         </w:rPr>
-        <w:t>L'accord, adopte selon la regle majoritaire, doit contenir certaines rubriques figurant e l'article L 1237-19-1 du code du</w:t>
+        <w:t>L'accord, adopté selon la règle majoritaire, doit contenir certaines rubriques figurant à l'article L 1237-19-1 du code du</w:t>
       </w:r>
     </w:p>
     <w:p>
@@ -875,7 +875,7 @@
           <w:color w:val="000000"/>
           <w:sz w:val="22"/>
         </w:rPr>
-        <w:t>travail (modalites d'information du CSE, nombre de d'parts, modalites de d'part, suivi et mise en euvre de l'accorde).</w:t>
+        <w:t>travail (modalités d'information du CSE, nombre de départs, modalités de départ, suivi et mise en ouvre de l'accorde).</w:t>
       </w:r>
     </w:p>
     <w:p>
@@ -885,7 +885,7 @@
           <w:color w:val="000000"/>
           <w:sz w:val="22"/>
         </w:rPr>
-        <w:t>Une fois adopte, l'accord est transmis e la DREETS pour validation qui en verifie la regularite sur le fond et la forme. Son</w:t>
+        <w:t>Une fois adopté, l'accord est transmis à la DREETS pour validation qui en vérifie la régularité sur le fond et la forme. Son</w:t>
       </w:r>
     </w:p>
     <w:p>
@@ -895,7 +895,7 @@
           <w:color w:val="000000"/>
           <w:sz w:val="22"/>
         </w:rPr>
-        <w:t>avis motive est notifie e l'employeur et au CSE dans les 15 jours calendaires e compter de la reception de l'accord.</w:t>
+        <w:t>avis motivé est notifié à l'employeur et au CSE dans les 15 jours calendaires à compter de la réception de l'accord.</w:t>
       </w:r>
     </w:p>
     <w:p>
@@ -905,7 +905,7 @@
           <w:color w:val="000000"/>
           <w:sz w:val="22"/>
         </w:rPr>
-        <w:t>Trois situations peuvent alors se presenter :</w:t>
+        <w:t>Trois situations peuvent alors se présenter :</w:t>
       </w:r>
     </w:p>
     <w:p>
@@ -918,7 +918,7 @@
           <w:color w:val="000000"/>
           <w:sz w:val="22"/>
         </w:rPr>
-        <w:t>l'administration garde le silence dans les d'lais requis. Dans cette hypothese, cela vaut acceptation des</w:t>
+        <w:t>l'administration garde le silence dans les délais requis. Dans cette hypothèse, cela vaut acceptation des</w:t>
       </w:r>
     </w:p>
     <w:p>
@@ -954,7 +954,7 @@
           <w:color w:val="000000"/>
           <w:sz w:val="22"/>
         </w:rPr>
-        <w:t>l'administration rend un avis n'gatif. L'employeur peut, s'il le souhaite, reprendre le projet en y apportant les</w:t>
+        <w:t>l'administration rend un avis négatif. L'employeur peut, s'il le souhaite, reprendre le projet en y apportant les</w:t>
       </w:r>
     </w:p>
     <w:p>
@@ -964,7 +964,7 @@
           <w:color w:val="000000"/>
           <w:sz w:val="22"/>
         </w:rPr>
-        <w:t>modifications demandees.</w:t>
+        <w:t>modifications demandées.</w:t>
       </w:r>
     </w:p>
     <w:p>
@@ -974,7 +974,7 @@
           <w:color w:val="000000"/>
           <w:sz w:val="22"/>
         </w:rPr>
-        <w:t>En toute hypothese, l'avis rendu par la DREETS peut faire l'objet d'un recours judiciaire devant le tribunal administratif</w:t>
+        <w:t>En toute hypothèse, l'avis rendu par la DREETS peut faire l'objet d'un recours judiciaire devant le tribunal administratif</w:t>
       </w:r>
     </w:p>
     <w:p>
@@ -984,9 +984,10 @@
           <w:color w:val="000000"/>
           <w:sz w:val="22"/>
         </w:rPr>
-        <w:t>qui doit statuer dans un d'lai de trois moi</w:t>
+        <w:t>qui doit statuer dans un délai de trois moi</w:t>
       </w:r>
     </w:p>
+    <w:p/>
     <w:p/>
     <w:sectPr>
       <w:pgSz w:w="12240" w:h="15840"/>

--- a/droit social dcg/16- rupture conventionnelle.docx
+++ b/droit social dcg/16- rupture conventionnelle.docx
@@ -27,7 +27,7 @@
           <w:color w:val="2F5496"/>
           <w:sz w:val="24"/>
         </w:rPr>
-        <w:t>LES FONDEMENTS A •</w:t>
+        <w:t>A • LES FONDEMENTS</w:t>
       </w:r>
     </w:p>
     <w:p>
@@ -54,7 +54,7 @@
       <w:r>
         <w:rPr>
           <w:b w:val="0"/>
-          <w:color w:val="000000"/>
+          <w:color w:val="00703C"/>
           <w:sz w:val="22"/>
         </w:rPr>
         <w:t>de travail. Les parties, employeur et salariés, conviennent ensemble de mettre fin à la relation de travail. Il s'agit de la</w:t>
@@ -64,7 +64,7 @@
       <w:r>
         <w:rPr>
           <w:b w:val="0"/>
-          <w:color w:val="000000"/>
+          <w:color w:val="BF5700"/>
           <w:sz w:val="22"/>
         </w:rPr>
         <w:t>stricte application d'un principe de droit commun tire de l'article 1134 du Code civil : à Les conventions légalement</w:t>
@@ -84,7 +84,7 @@
       <w:r>
         <w:rPr>
           <w:b w:val="0"/>
-          <w:color w:val="000000"/>
+          <w:color w:val="BF5700"/>
           <w:sz w:val="22"/>
         </w:rPr>
         <w:t>ou pour les causes que la loi autorise. Elles doivent être exécutées de bonne foi à.</w:t>
@@ -134,7 +134,7 @@
       <w:r>
         <w:rPr>
           <w:b w:val="0"/>
-          <w:color w:val="000000"/>
+          <w:color w:val="BF5700"/>
           <w:sz w:val="22"/>
         </w:rPr>
         <w:t>amiable n'assure aucune protection du salarié, ni dans la procédure, ni dans les indemnités qui peuvent lui être allouées.</w:t>
@@ -170,14 +170,14 @@
           <w:color w:val="2F5496"/>
           <w:sz w:val="24"/>
         </w:rPr>
-        <w:t>CHAMP D'APPLICATION B •</w:t>
+        <w:t>B • CHAMP D'APPLICATION</w:t>
       </w:r>
     </w:p>
     <w:p>
       <w:r>
         <w:rPr>
           <w:b w:val="0"/>
-          <w:color w:val="000000"/>
+          <w:color w:val="BF5700"/>
           <w:sz w:val="22"/>
         </w:rPr>
         <w:t>Dans les principes, la rupture conventionnelle s'apparente à la rupture amiable. Le code du travail dispose ainsi : à</w:t>
@@ -187,7 +187,7 @@
       <w:r>
         <w:rPr>
           <w:b w:val="0"/>
-          <w:color w:val="000000"/>
+          <w:color w:val="BF5700"/>
           <w:sz w:val="22"/>
         </w:rPr>
         <w:t>L'employeur et le salarié peuvent convenir en commun des conditions de la rupture du contrat de travail qui les lie à.</w:t>
@@ -197,7 +197,7 @@
       <w:r>
         <w:rPr>
           <w:b w:val="0"/>
-          <w:color w:val="000000"/>
+          <w:color w:val="BF5700"/>
           <w:sz w:val="22"/>
         </w:rPr>
         <w:t>Mais le législateur ne s'est pas contente de traduire dans le code du travail un principe de droit civil. Il a en effet, introduit</w:t>
@@ -230,7 +230,7 @@
       <w:r>
         <w:rPr>
           <w:b w:val="0"/>
-          <w:color w:val="000000"/>
+          <w:color w:val="BF5700"/>
           <w:sz w:val="22"/>
         </w:rPr>
         <w:t>des accords collectifs de gestion prévisionnelle des emplois et des compétences dans les conditions définies par</w:t>
@@ -253,7 +253,7 @@
       <w:r>
         <w:rPr>
           <w:b w:val="0"/>
-          <w:color w:val="000000"/>
+          <w:color w:val="BF5700"/>
           <w:sz w:val="22"/>
         </w:rPr>
         <w:t>des plans de sauvegarde de l'emploi dans les conditions définies par l'article L. 1233-61.</w:t>
@@ -276,7 +276,7 @@
       <w:r>
         <w:rPr>
           <w:b w:val="0"/>
-          <w:color w:val="000000"/>
+          <w:color w:val="BF5700"/>
           <w:sz w:val="22"/>
         </w:rPr>
         <w:t>elle ne doit pas avoir pour effet de contourner les règles relatives aux licenciements économiques. Ainsi l'employeur</w:t>
@@ -286,7 +286,7 @@
       <w:r>
         <w:rPr>
           <w:b w:val="0"/>
-          <w:color w:val="000000"/>
+          <w:color w:val="BF5700"/>
           <w:sz w:val="22"/>
         </w:rPr>
         <w:t>ne peut utiliser cette procédure pour échapper à son obligation de reclassement.</w:t>
@@ -309,7 +309,7 @@
       <w:r>
         <w:rPr>
           <w:b w:val="0"/>
-          <w:color w:val="000000"/>
+          <w:color w:val="BF5700"/>
           <w:sz w:val="22"/>
         </w:rPr>
         <w:t>spécifiques. Ainsi, l'autorisation de l'inspecteur du travail reste toujours nécessaire.</w:t>
@@ -329,7 +329,7 @@
       <w:r>
         <w:rPr>
           <w:b w:val="0"/>
-          <w:color w:val="000000"/>
+          <w:color w:val="BF5700"/>
           <w:sz w:val="22"/>
         </w:rPr>
         <w:t>assujettie aux conditions de fond de tout contrat et peut ainsi être affectée par un vice du consentement. La Cour de</w:t>
@@ -396,13 +396,29 @@
       </w:r>
     </w:p>
     <w:p>
+      <w:pPr>
+        <w:pStyle w:val="Heading2"/>
+      </w:pPr>
       <w:r>
         <w:rPr>
-          <w:b w:val="0"/>
-          <w:color w:val="000000"/>
-          <w:sz w:val="22"/>
+          <w:b/>
+          <w:color w:val="2F5496"/>
+          <w:sz w:val="24"/>
         </w:rPr>
         <w:t>DCGUE3F.qxp_DCGUE3F 24/07/2025 15:54 Page 69</w:t>
+      </w:r>
+    </w:p>
+    <w:p>
+      <w:pPr>
+        <w:pStyle w:val="Heading2"/>
+      </w:pPr>
+      <w:r>
+        <w:rPr>
+          <w:b/>
+          <w:color w:val="BF5700"/>
+          <w:sz w:val="24"/>
+        </w:rPr>
+        <w:t>II • LA PROCÉDURE</w:t>
       </w:r>
     </w:p>
     <w:p>
@@ -415,27 +431,14 @@
           <w:color w:val="2F5496"/>
           <w:sz w:val="24"/>
         </w:rPr>
-        <w:t>LA PROCÉDURE II •</w:t>
-      </w:r>
-    </w:p>
-    <w:p>
-      <w:pPr>
-        <w:pStyle w:val="Heading2"/>
-      </w:pPr>
-      <w:r>
-        <w:rPr>
-          <w:b/>
-          <w:color w:val="2F5496"/>
-          <w:sz w:val="24"/>
-        </w:rPr>
-        <w:t>PHASE D'ENTRETIENS PRÉALABLES A •</w:t>
+        <w:t>A • PHASE D'ENTRETIENS PRÉALABLES</w:t>
       </w:r>
     </w:p>
     <w:p>
       <w:r>
         <w:rPr>
           <w:b w:val="0"/>
-          <w:color w:val="000000"/>
+          <w:color w:val="BF5700"/>
           <w:sz w:val="22"/>
         </w:rPr>
         <w:t>à l'occasion d'un ou plusieurs entretiens, l'employeur et le salarié conviennent ensemble des principes d'une rupture</w:t>
@@ -515,7 +518,7 @@
       <w:r>
         <w:rPr>
           <w:b w:val="0"/>
-          <w:color w:val="000000"/>
+          <w:color w:val="BF5700"/>
           <w:sz w:val="22"/>
         </w:rPr>
         <w:t>par une personne relevant de son organisation syndicale. Il doit en tout hypothèse en informer le salarié avant l'en-</w:t>
@@ -558,7 +561,7 @@
       <w:r>
         <w:rPr>
           <w:b w:val="0"/>
-          <w:color w:val="000000"/>
+          <w:color w:val="BF5700"/>
           <w:sz w:val="22"/>
         </w:rPr>
         <w:t>La convention doit impérativement prévoir :</w:t>
@@ -700,7 +703,7 @@
       <w:r>
         <w:rPr>
           <w:b w:val="0"/>
-          <w:color w:val="000000"/>
+          <w:color w:val="C00000"/>
           <w:sz w:val="22"/>
         </w:rPr>
         <w:t>exemplaire de la convention aux fins de son homologation. Cette communication, sauf exception, doit être réalisée par</w:t>
@@ -785,7 +788,7 @@
           <w:color w:val="2F5496"/>
           <w:sz w:val="24"/>
         </w:rPr>
-        <w:t>LA RUPTURE CONVENTIONNELLE COLLECTIVE III •</w:t>
+        <w:t>III • LA RUPTURE CONVENTIONNELLE COLLECTIVE</w:t>
       </w:r>
     </w:p>
     <w:p>
@@ -812,7 +815,7 @@
       <w:r>
         <w:rPr>
           <w:b w:val="0"/>
-          <w:color w:val="000000"/>
+          <w:color w:val="BF5700"/>
           <w:sz w:val="22"/>
         </w:rPr>
         <w:t>Un accord collectif peut prévoir et déterminer les conditions dans lesquelles une rupture conventionnelle collective du</w:t>
@@ -822,7 +825,7 @@
       <w:r>
         <w:rPr>
           <w:b w:val="0"/>
-          <w:color w:val="000000"/>
+          <w:color w:val="BF5700"/>
           <w:sz w:val="22"/>
         </w:rPr>
         <w:t>contrat de travail peut intervenir. La DREETS doit être informée sans délai de l'ouverture des négociations. La rupture</w:t>
@@ -832,7 +835,7 @@
       <w:r>
         <w:rPr>
           <w:b w:val="0"/>
-          <w:color w:val="000000"/>
+          <w:color w:val="BF5700"/>
           <w:sz w:val="22"/>
         </w:rPr>
         <w:t>doit se faire d'un commun accord, elle ne peut être imposée au salarié. Celui-ci, pour en bénéficier, doit se porter</w:t>
@@ -862,7 +865,7 @@
       <w:r>
         <w:rPr>
           <w:b w:val="0"/>
-          <w:color w:val="000000"/>
+          <w:color w:val="BF5700"/>
           <w:sz w:val="22"/>
         </w:rPr>
         <w:t>L'accord, adopté selon la règle majoritaire, doit contenir certaines rubriques figurant à l'article L 1237-19-1 du code du</w:t>
@@ -971,7 +974,7 @@
       <w:r>
         <w:rPr>
           <w:b w:val="0"/>
-          <w:color w:val="000000"/>
+          <w:color w:val="00703C"/>
           <w:sz w:val="22"/>
         </w:rPr>
         <w:t>En toute hypothèse, l'avis rendu par la DREETS peut faire l'objet d'un recours judiciaire devant le tribunal administratif</w:t>
@@ -981,7 +984,7 @@
       <w:r>
         <w:rPr>
           <w:b w:val="0"/>
-          <w:color w:val="000000"/>
+          <w:color w:val="BF5700"/>
           <w:sz w:val="22"/>
         </w:rPr>
         <w:t>qui doit statuer dans un délai de trois moi</w:t>
